--- a/assets/docs/WIMANET Conference announcement.docx
+++ b/assets/docs/WIMANET Conference announcement.docx
@@ -10,15 +10,6 @@
           <w:b/>
         </w:rPr>
       </w:pPr>
-    </w:p>
-    <w:p>
-      <w:pPr>
-        <w:spacing w:after="0" w:line="240" w:lineRule="auto"/>
-        <w:jc w:val="center"/>
-        <w:rPr>
-          <w:b/>
-        </w:rPr>
-      </w:pPr>
       <w:r>
         <w:rPr>
           <w:b/>
@@ -489,7 +480,25 @@
           <w:szCs w:val="24"/>
           <w:lang w:eastAsia="en-GB"/>
         </w:rPr>
-        <w:t xml:space="preserve"> Applicants must have registered for the conference via the conference website (</w:t>
+        <w:t xml:space="preserve"> Applicants must have registered for the conference via the conference website</w:t>
+      </w:r>
+      <w:r>
+        <w:rPr>
+          <w:rFonts w:eastAsia="Times New Roman" w:cstheme="minorHAnsi"/>
+          <w:sz w:val="24"/>
+          <w:szCs w:val="24"/>
+          <w:lang w:eastAsia="en-GB"/>
+        </w:rPr>
+        <w:t xml:space="preserve"> and submitted their abstract</w:t>
+      </w:r>
+      <w:r>
+        <w:rPr>
+          <w:rFonts w:eastAsia="Times New Roman" w:cstheme="minorHAnsi"/>
+          <w:sz w:val="24"/>
+          <w:szCs w:val="24"/>
+          <w:lang w:eastAsia="en-GB"/>
+        </w:rPr>
+        <w:t xml:space="preserve"> (</w:t>
       </w:r>
       <w:hyperlink r:id="rId7" w:history="1">
         <w:r>
@@ -1018,6 +1027,33 @@
     </w:p>
     <w:p>
       <w:pPr>
+        <w:pStyle w:val="ListParagraph"/>
+        <w:numPr>
+          <w:ilvl w:val="0"/>
+          <w:numId w:val="1"/>
+        </w:numPr>
+        <w:autoSpaceDE w:val="0"/>
+        <w:autoSpaceDN w:val="0"/>
+        <w:adjustRightInd w:val="0"/>
+        <w:spacing w:after="0" w:line="240" w:lineRule="auto"/>
+        <w:jc w:val="both"/>
+        <w:rPr>
+          <w:rFonts w:cstheme="minorHAnsi"/>
+          <w:sz w:val="24"/>
+          <w:szCs w:val="24"/>
+        </w:rPr>
+      </w:pPr>
+      <w:r>
+        <w:rPr>
+          <w:rFonts w:cstheme="minorHAnsi"/>
+          <w:sz w:val="24"/>
+          <w:szCs w:val="24"/>
+        </w:rPr>
+        <w:t>A copy of the submitted conference abstract</w:t>
+      </w:r>
+    </w:p>
+    <w:p>
+      <w:pPr>
         <w:autoSpaceDE w:val="0"/>
         <w:autoSpaceDN w:val="0"/>
         <w:adjustRightInd w:val="0"/>
@@ -1196,6 +1232,7 @@
           <w:sz w:val="24"/>
           <w:szCs w:val="24"/>
         </w:rPr>
+        <w:lastRenderedPageBreak/>
         <w:t xml:space="preserve">The selection will follow the COST policies on inclusiveness (gender, age, geography). The final ranking will be approved by the Action Chair and Co-Chair. All researchers who applied to the call will be informed of the outcome of their application </w:t>
       </w:r>
       <w:r>
@@ -1317,7 +1354,6 @@
           <w:szCs w:val="24"/>
           <w:u w:val="single"/>
         </w:rPr>
-        <w:lastRenderedPageBreak/>
         <w:t xml:space="preserve">Please </w:t>
       </w:r>
       <w:proofErr w:type="gramStart"/>
@@ -1347,23 +1383,7 @@
           <w:sz w:val="24"/>
           <w:szCs w:val="24"/>
         </w:rPr>
-        <w:t xml:space="preserve"> we anticipate that there will be more applications than we can fund. The Core Group’s decision is final</w:t>
-      </w:r>
-      <w:r>
-        <w:rPr>
-          <w:rFonts w:eastAsia="ArialMT" w:cstheme="minorHAnsi"/>
-          <w:sz w:val="24"/>
-          <w:szCs w:val="24"/>
-        </w:rPr>
-        <w:t xml:space="preserve"> and based on the information provided in this form</w:t>
-      </w:r>
-      <w:r>
-        <w:rPr>
-          <w:rFonts w:eastAsia="ArialMT" w:cstheme="minorHAnsi"/>
-          <w:sz w:val="24"/>
-          <w:szCs w:val="24"/>
-        </w:rPr>
-        <w:t>.</w:t>
+        <w:t xml:space="preserve"> we anticipate that there will be more applications than we can fund. The Core Group’s decision is final and based on the information provided in this form.</w:t>
       </w:r>
     </w:p>
     <w:p>
@@ -2497,6 +2517,7 @@
   <w:style w:type="character" w:default="1" w:styleId="DefaultParagraphFont">
     <w:name w:val="Default Paragraph Font"/>
     <w:uiPriority w:val="1"/>
+    <w:semiHidden/>
     <w:unhideWhenUsed/>
   </w:style>
   <w:style w:type="table" w:default="1" w:styleId="TableNormal">
